--- a/docs/reports/PP_XAI_Dissertation_Assignment2_v6.docx
+++ b/docs/reports/PP_XAI_Dissertation_Assignment2_v6.docx
@@ -402,7 +402,7 @@
           <w:sz w:val="24"/>
           <w:szCs w:val="24"/>
         </w:rPr>
-        <w:t>After auditing bulk export schemas, high-rise filters were revised: domestic flats with storey count ≥ 5 in London, Manchester, and Birmingham client partitions, and non-domestic buildings with floor area ≥ 5,000 m² excluding institutional types. Target-leaking emissions features were excluded to preserve scientific integrity. On 5,663 filtered records drawn from over 14 million scanned certificates, centralised gradient boosting achieved R² ≈ 0.559 (RMSE 113.04); a federated MLP reached R² ≈ 0.518 (RMSE 118.21) after eight rounds, closely matching a centralised MLP (R² 0.528). Spearman rank correlation of mean absolute SHAP values between centralised and federated models was ρ ≈ 0.956 (p &lt; 0.001). Statistical tests (Wilcoxon p = 1.06 × 10⁻⁵; paired t-test p = 4.98 × 10⁻⁵) confirm the accuracy gap, whilst its practical magnitude is modest relative to the privacy benefit.</w:t>
+        <w:t>After auditing bulk export schemas, high-rise filters were revised: domestic flats with storey count ≥ 5 in London, Manchester, and Birmingham client partitions, and non-domestic buildings with floor area ≥ 5,000 m² excluding institutional types. Target-leaking emissions features were excluded to preserve scientific integrity. On 5,663 filtered records drawn from over 14 million scanned certificates, centralised gradient boosting achieved R² ≈ 0.559 (RMSE 113.04); a federated MLP reached R² ≈ 0.518 (RMSE 118.21) after eight rounds, closely matching a centralised MLP (R² 0.528). Spearman rank correlation of mean absolute SHAP values between centralised Gradient Boosting and the federated MLP was ρ ≈ 0.956 (p &lt; 0.001). Statistical tests (Wilcoxon p = 1.85 × 10⁻⁵; paired t-test p = 7.97 × 10⁻⁵) confirm the accuracy gap, whilst its practical magnitude is modest relative to the privacy benefit.</w:t>
       </w:r>
     </w:p>
     <w:p>
@@ -2436,7 +2436,7 @@
           <w:rFonts w:ascii="Times New Roman" w:hAnsi="Times New Roman"/>
           <w:sz w:val="22"/>
         </w:rPr>
-        <w:t>H2: Spearman rank correlation of mean |SHAP| profiles between centralised and federated models exceeds 0.85.</w:t>
+        <w:t>H2: Spearman rank correlation of mean |SHAP| profiles between the centralised Gradient Boosting model and the federated MLP exceeds 0.85.</w:t>
       </w:r>
     </w:p>
     <w:p>
@@ -2445,7 +2445,7 @@
           <w:rFonts w:ascii="Times New Roman" w:hAnsi="Times New Roman"/>
           <w:sz w:val="22"/>
         </w:rPr>
-        <w:t>H3: Top-5 influential building features are consistent across at least 80% of federated clients (operationalised via pairwise Jaccard similarity of per-client top-5 sets; pass if average Jaccard &gt; 0.60).</w:t>
+        <w:t>H3: Pairwise Jaccard similarity of per-client top-5 SHAP feature sets exceeds 0.60 on average (primary pass criterion). A secondary check requires that at least four of the five leading features appear in all three city clients (equivalent to ≥80% of the top-5 set under a three-client design).</w:t>
       </w:r>
     </w:p>
     <w:p>
@@ -3310,7 +3310,7 @@
           <w:sz w:val="24"/>
           <w:szCs w:val="24"/>
         </w:rPr>
-        <w:t xml:space="preserve">Five regression models are implemented in src/models/centralised_models.py as centralised baselines: Random Forest Regressor (200 estimators), Gradient Boosting (sklearn), XGBoost (lightly tuned), LightGBM (single-threaded for macOS stability), and MLPRegressor (128–64 hidden units, early stopping). Evaluation metrics are RMSE, MAE, R², and MAPE on the 20% held-out test set. The best-performing model by RMSE is designated for primary SHAP comparison.</w:t>
+        <w:t>Five regression models are implemented in src/models/centralised_models.py as centralised baselines: Random Forest Regressor (200 estimators), Gradient Boosting (sklearn), XGBoost (lightly tuned), LightGBM (single-threaded for macOS stability), and MLPRegressor (128–64 hidden units, early stopping). Evaluation metrics are RMSE, MAE, R², and MAPE on the 20% held-out test set. The best-performing model by RMSE (Gradient Boosting) is designated for the primary KernelSHAP comparison versus the federated MLP. A supplementary figure compares federated weighted SHAP with centralised Random Forest attributions.</w:t>
       </w:r>
     </w:p>
     <w:p>
@@ -3380,7 +3380,7 @@
           <w:sz w:val="24"/>
           <w:szCs w:val="24"/>
         </w:rPr>
-        <w:t>On a shared subsample (background ≈ 80 training rows; explain ≈ 60 test rows), SHAP KernelExplainer is applied to both the best centralised model and the federated MLP. Using the same explainer family on both models reduces confounding from explainer choice and enables a fair comparison of mean absolute SHAP value profiles. LIME tabular explanations are generated for three representative test instances per model. Explanation stability is quantified as: Separately, Hypothesis H3 is tested by applying the centralised Gradient Boosting model to each city client matrix and computing TreeExplainer mean |SHAP| rankings per client, then measuring pairwise Jaccard overlap of the top-5 feature sets (scripts/run_h3_per_client_shap.py).</w:t>
+        <w:t>On a shared subsample (background ≈ 80 training rows; explain ≈ 60 test rows), SHAP KernelExplainer is applied to both the best centralised model (Gradient Boosting) and the federated MLP. Using the same explainer family on both models reduces confounding from explainer choice and enables a fair comparison of mean absolute SHAP value profiles. LIME tabular explanations are generated for three representative test instances per model. Explanation stability (H2) is quantified as the Spearman rank correlation of mean |SHAP| profiles between Gradient Boosting and the federated MLP (target ρ &gt; 0.85; scripts/run_xai.py). A supplementary comparison of federated weighted SHAP against centralised Random Forest attributions is produced by scripts/run_federated_shap.py and is not the H2 test statistic. Separately, Hypothesis H3 is tested by applying the centralised Gradient Boosting model to each city client matrix and computing TreeExplainer mean |SHAP| rankings per client, then measuring pairwise Jaccard overlap of the top-5 feature sets (scripts/run_h3_per_client_shap.py).</w:t>
       </w:r>
     </w:p>
     <w:p>
@@ -3403,19 +3403,18 @@
           <w:sz w:val="24"/>
           <w:szCs w:val="24"/>
         </w:rPr>
-        <w:t xml:space="preserve">Spearman Rank Correlation (ρ):</w:t>
-      </w:r>
-      <w:r>
-        <w:rPr>
-          <w:rFonts w:ascii="Times New Roman" w:cs="Times New Roman" w:eastAsia="Times New Roman" w:hAnsi="Times New Roman"/>
-          <w:b w:val="false"/>
-          <w:bCs w:val="false"/>
-          <w:caps w:val="false"/>
-          <w:color w:val="000000"/>
-          <w:sz w:val="24"/>
-          <w:szCs w:val="24"/>
-        </w:rPr>
-        <w:t xml:space="preserve"> Correlation between ranked mean |SHAP| profiles of centralised and federated models. Target: ρ &gt; 0.85. A high ρ indicates feature importance rankings are similarly ordered across training regimes.</w:t>
+        <w:t>Spearman Rank Correlation (ρ): Correlation between ranked mean |SHAP| profiles of the centralised Gradient Boosting model and the federated MLP. Target: ρ &gt; 0.85. A high ρ indicates feature importance rankings are similarly ordered across those two training regimes.</w:t>
+      </w:r>
+      <w:r>
+        <w:rPr>
+          <w:rFonts w:ascii="Times New Roman" w:cs="Times New Roman" w:eastAsia="Times New Roman" w:hAnsi="Times New Roman"/>
+          <w:b w:val="false"/>
+          <w:bCs w:val="false"/>
+          <w:caps w:val="false"/>
+          <w:color w:val="000000"/>
+          <w:sz w:val="24"/>
+          <w:szCs w:val="24"/>
+        </w:rPr>
       </w:r>
     </w:p>
     <w:p>
@@ -4323,7 +4322,7 @@
           <w:sz w:val="24"/>
           <w:szCs w:val="24"/>
         </w:rPr>
-        <w:t xml:space="preserve">Preprocessing yielded 4,439 training and 1,110 test samples with 87 one-hot-expanded features after encoding. The 99.4% commercial composition reflects the sparsity of domestic storey metadata in bulk EPC exports — a key finding discussed in Chapter 5.</w:t>
+        <w:t>After non-positive target removal and 1st–99th percentile clipping, 5,549 of the 5,663 filtered records remained. An 80/20 split then produced 4,439 training and 1,110 test samples with 87 one-hot-expanded features after encoding. The 99.4% commercial composition reflects the sparsity of domestic storey metadata in bulk EPC exports — a key finding discussed in Chapter 5.</w:t>
       </w:r>
     </w:p>
     <w:p/>
@@ -7410,7 +7409,7 @@
           <w:rFonts w:ascii="Times New Roman" w:hAnsi="Times New Roman"/>
           <w:sz w:val="22"/>
         </w:rPr>
-        <w:t>To assess whether the eight-round schedule understates attainable federated performance, FedAvg and FedProx (μ = 0.01) were extended to 20 rounds under the same architecture and local-epoch settings (scripts/run_federated_20rounds.py). This extension is reported alongside—not as a replacement for—the primary eight-round results in Table 4.3. FedAvg improved from RMSE 117.80 at round 8 to 116.23 at round 20 (final R² = 0.534). FedProx reached RMSE 115.48 (final R² = 0.540), slightly outperforming FedAvg at the longer horizon. Both strategies were already within 5% of the centralised MLP RMSE by round 4. Figure 4.13 shows the 20-round trajectories with centralised MLP and Gradient Boosting RMSE reference lines.</w:t>
+        <w:t>To assess whether the eight-round schedule understates attainable federated performance, FedAvg and FedProx (μ = 0.01) were extended to 20 rounds under the same architecture and local-epoch settings (scripts/run_federated_20rounds.py). This extension is an independent longer-horizon run — not a continuation of the Table 4.3 checkpoint — so Round-8 RMSE differs slightly (117.80 versus 118.21 in Table 4.3). FedAvg improved from RMSE 117.80 at round 8 of that run to 116.23 at round 20 (final R² = 0.534). FedProx reached RMSE 115.48 (final R² = 0.540), slightly outperforming FedAvg at the longer horizon. Both strategies were already within 5% of the centralised MLP RMSE by round 4. Figure 4.10 shows the 20-round trajectories with centralised MLP and Gradient Boosting RMSE reference lines. Primary RQ1 numbers remain the eight-round artefacts in Table 4.3.</w:t>
       </w:r>
     </w:p>
     <w:p>
@@ -7419,7 +7418,7 @@
           <w:rFonts w:ascii="Times New Roman" w:hAnsi="Times New Roman"/>
           <w:sz w:val="22"/>
         </w:rPr>
-        <w:t>Checkpoint comparison (Test RMSE): FedAvg — R8 117.80, R12 117.19, R16 116.51, R20 116.23; FedProx — R8 118.12, R12 117.15, R16 116.30, R20 115.48 (results/tables/fl_strategy_comparison.csv).</w:t>
+        <w:t>Checkpoint comparison from the independent 20-round run (Test RMSE): FedAvg — R8 117.80, R12 117.19, R16 116.51, R20 116.23; FedProx — R8 118.12, R12 117.15, R16 116.30, R20 115.48 (results/tables/fl_strategy_comparison.csv).</w:t>
       </w:r>
     </w:p>
     <w:p/>
@@ -7472,7 +7471,7 @@
           <w:i/>
           <w:sz w:val="20"/>
         </w:rPr>
-        <w:t>Figure 4.13: Federated convergence over 20 rounds (FedAvg vs FedProx) with centralised MLP and Gradient Boosting RMSE reference lines.</w:t>
+        <w:t>Figure 4.10: Federated convergence over 20 rounds (FedAvg vs FedProx) with centralised MLP and Gradient Boosting RMSE reference lines.</w:t>
       </w:r>
     </w:p>
     <w:p/>
@@ -8578,7 +8577,7 @@
           <w:sz w:val="24"/>
           <w:szCs w:val="24"/>
         </w:rPr>
-        <w:t>Figure 4.10 shows the SHAP feature importance comparison between the centralised Random Forest and the federated weighted-average model. Figure 4.11 shows the full federated SHAP summary.</w:t>
+        <w:t>The primary H2 result uses KernelExplainer on the best centralised model (Gradient Boosting) and the federated MLP: Spearman ρ = 0.956 (p ≈ 5.7 × 10⁻⁴⁷). Figure 4.11 is a supplementary comparison of federated weighted-average SHAP against centralised Random Forest attributions (scripts/run_federated_shap.py). Rank correlation for that RF–federated pair is ρ = 0.776 (top-5 Jaccard = 0.667), showing recognisable but not identical rankings across model families. Figure 4.12 shows the full federated SHAP summary.</w:t>
       </w:r>
     </w:p>
     <w:p>
@@ -8647,7 +8646,7 @@
           <w:sz w:val="20"/>
           <w:szCs w:val="20"/>
         </w:rPr>
-        <w:t>Figure 4.10: SHAP comparison — Centralised RF vs Federated weighted average. Blue = centralised; orange = federated. Feature rankings show strong agreement across training regimes.</w:t>
+        <w:t>Figure 4.11: SHAP comparison — Centralised RF vs Federated weighted average. Blue = centralised Random Forest; orange = federated. Top ranks agree (storey count, offices); some property-type codes diverge, as expected when comparing a tree ensemble with a neural model. This figure is not the H2 test.</w:t>
       </w:r>
     </w:p>
     <w:p>
@@ -8716,7 +8715,7 @@
           <w:sz w:val="20"/>
           <w:szCs w:val="20"/>
         </w:rPr>
-        <w:t>Figure 4.11: Federated SHAP summary (weighted client aggregation). num__storey_count dominates, followed by commercial property type indicators and fuel type.</w:t>
+        <w:t>Figure 4.12: Federated SHAP summary (weighted client aggregation). num__storey_count dominates, followed by commercial property type indicators and fuel type.</w:t>
       </w:r>
     </w:p>
     <w:p>
@@ -8739,7 +8738,7 @@
           <w:sz w:val="24"/>
           <w:szCs w:val="24"/>
         </w:rPr>
-        <w:t xml:space="preserve">Spearman rank correlation between centralised and federated mean |SHAP| profiles: ρ = 0.956, p ≈ 5.7 × 10⁻⁴⁷. This extremely high stability indicates that features important under pooled training remain important under federated training.</w:t>
+        <w:t>Primary H2 (Gradient Boosting KernelSHAP vs federated MLP): Spearman ρ = 0.956, p ≈ 5.7 × 10⁻⁴⁷. This high stability indicates that features important under pooled boosting remain important under federated neural training. The RF–federated comparison in Figure 4.11 is a stricter cross-family check (ρ = 0.776) and is not the H2 test statistic.</w:t>
       </w:r>
     </w:p>
     <w:p>
@@ -10214,7 +10213,7 @@
                 <w:sz w:val="20"/>
                 <w:szCs w:val="20"/>
               </w:rPr>
-              <w:t xml:space="preserve">num__floor_area</w:t>
+              <w:t>cat__property_type_C1 Hotels</w:t>
             </w:r>
           </w:p>
         </w:tc>
@@ -10248,7 +10247,7 @@
                 <w:sz w:val="20"/>
                 <w:szCs w:val="20"/>
               </w:rPr>
-              <w:t xml:space="preserve">1.2</w:t>
+              <w:t>7.6</w:t>
             </w:r>
           </w:p>
         </w:tc>
@@ -10282,7 +10281,7 @@
                 <w:sz w:val="20"/>
                 <w:szCs w:val="20"/>
               </w:rPr>
-              <w:t xml:space="preserve">11.4</w:t>
+              <w:t>11.5</w:t>
             </w:r>
           </w:p>
         </w:tc>
@@ -10303,7 +10302,7 @@
           <w:sz w:val="20"/>
           <w:szCs w:val="20"/>
         </w:rPr>
-        <w:t xml:space="preserve">Table 4.5: Top-10 feature importance rankings — federated vs centralised SHAP (mean absolute SHAP values)</w:t>
+        <w:t>Table 4.5: Top-10 federated weighted SHAP rankings compared with centralised Random Forest mean |SHAP| (not the Gradient Boosting KernelSHAP vectors used for H2).</w:t>
       </w:r>
     </w:p>
     <w:p>
@@ -10326,7 +10325,7 @@
           <w:sz w:val="24"/>
           <w:szCs w:val="24"/>
         </w:rPr>
-        <w:t xml:space="preserve">Answer to RQ2: Federated SHAP explanations are highly stable relative to centralised rankings on this corpus (ρ = 0.956). Answer to RQ3: Dominant features are storey count, commercial property type categories, and natural gas fuel — consistent across training regimes and aligned with building physics theory.</w:t>
+        <w:t>Answer to RQ2: Federated SHAP explanations are highly stable relative to centralised Gradient Boosting rankings on this corpus (ρ = 0.956). Answer to RQ3: Dominant features are storey count, commercial property type categories, and natural gas fuel — consistent across training regimes and aligned with building physics theory.</w:t>
       </w:r>
     </w:p>
     <w:p>
@@ -10335,7 +10334,7 @@
           <w:rFonts w:ascii="Times New Roman" w:hAnsi="Times New Roman"/>
           <w:sz w:val="22"/>
         </w:rPr>
-        <w:t>Hypothesis H3 (cross-client top-5 consistency) was evaluated by ranking mean |SHAP| features separately on London, Manchester, and Birmingham client matrices using the centralised Gradient Boosting model (TreeExplainer). Average pairwise Jaccard similarity of the top-5 sets was 0.78 (London–Manchester 0.67; London–Birmingham 0.67; Manchester–Birmingham 1.00). 4/5 top features appeared in all three clients, and 5/5 appeared in at least two clients. H3 STATUS: PASS (average Jaccard &gt; 0.60). Figure 4.14 compares per-client mean |SHAP| for the leading features.</w:t>
+        <w:t>Hypothesis H3 (cross-client top-5 consistency) was evaluated by ranking mean |SHAP| features separately on London, Manchester, and Birmingham client matrices using the centralised Gradient Boosting model (TreeExplainer). Average pairwise Jaccard similarity of the top-5 sets was 0.78 (London–Manchester 0.67; London–Birmingham 0.67; Manchester–Birmingham 1.00). 4/5 top features appeared in all three clients, and 5/5 appeared in at least two clients. H3 STATUS: PASS (average Jaccard 0.78 &gt; 0.60; 4/5 features in all three clients). Figure 4.13 compares per-client mean |SHAP| for the leading features.</w:t>
       </w:r>
     </w:p>
     <w:p>
@@ -10397,7 +10396,7 @@
           <w:i/>
           <w:sz w:val="20"/>
         </w:rPr>
-        <w:t>Figure 4.14: Per-client SHAP comparison (centralised Gradient Boosting applied to each city). Bars show mean |SHAP| for the top features by city.</w:t>
+        <w:t>Figure 4.13: Per-client SHAP comparison (centralised Gradient Boosting applied to each city). Bars show mean |SHAP| for the top features by city.</w:t>
       </w:r>
     </w:p>
     <w:p>
@@ -10432,7 +10431,7 @@
           <w:sz w:val="24"/>
           <w:szCs w:val="24"/>
         </w:rPr>
-        <w:t>The Streamlit application at src/webapp/app.py loads artefacts and serves interactive predictions with SHAP global importance tables and LIME local explanations. Figure 4.12 shows the application interface during verification on 18 July 2026, demonstrating a successful prediction of 103.0 kWh/m²/year (Illustrative EPC Band C) for a commercial building in London.</w:t>
+        <w:t>The Streamlit application at src/webapp/app.py loads artefacts and serves interactive predictions with SHAP global importance tables and LIME local explanations. Figure 4.14 shows the application interface during verification on 18 July 2026, demonstrating a successful prediction of 103.0 kWh/m²/year (Illustrative EPC Band C) for a commercial building in London.</w:t>
       </w:r>
     </w:p>
     <w:p>
@@ -10501,7 +10500,7 @@
           <w:sz w:val="20"/>
           <w:szCs w:val="20"/>
         </w:rPr>
-        <w:t>Figure 4.12: PP-XAI Streamlit prototype (localhost:8501, verified 18 July 2026). Shows prediction, global SHAP importance table, and LIME local explanation with EU AI Act transparency note.</w:t>
+        <w:t>Figure 4.14: PP-XAI Streamlit prototype (localhost:8501, verified 18 July 2026). Shows prediction, global SHAP importance table, and LIME local explanation with EU AI Act transparency note.</w:t>
       </w:r>
     </w:p>
     <w:p>
@@ -10860,7 +10859,7 @@
                 <w:sz w:val="20"/>
                 <w:szCs w:val="20"/>
               </w:rPr>
-              <w:t xml:space="preserve">Spearman ρ = 0.956 between central and federated — very high</w:t>
+              <w:t>Spearman ρ = 0.956 between central GB and federated MLP — very high (H2). RF–federated supplementary ρ = 0.776</w:t>
             </w:r>
           </w:p>
         </w:tc>
@@ -11100,7 +11099,7 @@
           <w:rFonts w:ascii="Times New Roman" w:hAnsi="Times New Roman"/>
           <w:sz w:val="22"/>
         </w:rPr>
-        <w:t>Hypothesis verdicts: H1 supported (federated RMSE 118.21 within ~5% of central MLP 117.04; bootstrap CIs overlap; Cohen's d = 0.059). H2 supported (Spearman ρ = 0.956 &gt; 0.85). H3 PASS (average Jaccard = 0.78). H4 supported qualitatively via the Streamlit prototype with an EU AI Act Article 13 transparency note.</w:t>
+        <w:t>Hypothesis verdicts: H1 supported (federated RMSE 118.21 within ~5% of central MLP 117.04; bootstrap CIs overlap; Cohen's d = 0.059). H2 supported (Gradient Boosting vs federated MLP Spearman ρ = 0.956 &gt; 0.85). H3 PASS (average Jaccard = 0.78). H4 supported qualitatively via the Streamlit prototype with an EU AI Act Article 13 transparency note.</w:t>
       </w:r>
     </w:p>
     <w:p>
@@ -11229,7 +11228,7 @@
           <w:sz w:val="24"/>
           <w:szCs w:val="24"/>
         </w:rPr>
-        <w:t xml:space="preserve">A Spearman correlation of 0.956 between centralised and federated mean |SHAP| profiles suggests that privacy-preserving training did not arbitrarily reshuffle feature importance. For RQ2 and RQ4, this matters: transparency artefacts remain recognisable across governance modes. Practitioners could, in principle, publish SHAP summaries of a federated model to inform retrofit decisions without implying that underlying microdata were centralised.</w:t>
+        <w:t>A Spearman correlation of 0.956 between centralised Gradient Boosting and federated MLP mean |SHAP| profiles (H2) suggests that privacy-preserving neural training did not arbitrarily reshuffle feature importance relative to the best pooled tree model. For RQ2 and RQ4, this matters: transparency artefacts remain recognisable across governance modes. Practitioners could, in principle, publish SHAP summaries of a federated model to inform retrofit decisions without implying that underlying microdata were centralised.</w:t>
       </w:r>
     </w:p>
     <w:p>
@@ -11265,7 +11264,7 @@
           <w:sz w:val="24"/>
           <w:szCs w:val="24"/>
         </w:rPr>
-        <w:t xml:space="preserve">The divergence in Retail (A1/A2) importance between centralised (9.1) and federated (24.5) models is informative: federated clients weight retail more heavily because London and Birmingham partitions have higher retail concentration than the national pooled dataset would imply. This regional knowledge preservation is a feature of FL, not a failure — it demonstrates that federated models encode local building stock patterns rather than averaging them away.</w:t>
+        <w:t>In the supplementary Random Forest versus federated comparison (Figure 4.11), Retail (A1/A2) mean |SHAP| is 9.1 (RF) versus 24.5 (federated). Part of this gap may reflect model family (tree versus MLP) as well as geographic weighting under FedAvg: federated clients can preserve local retail-stock patterns rather than averaging them away. This is informative, but it is not evidence from the H2 Gradient Boosting comparison.</w:t>
       </w:r>
     </w:p>
     <w:p>
@@ -11441,7 +11440,7 @@
           <w:sz w:val="24"/>
           <w:szCs w:val="24"/>
         </w:rPr>
-        <w:t>EPC data were used under OGL v3.0. No re-identification attempts were made. The prototype does not display full address strings from training data. The prototype must not be presented as a certified EPC replacement; it is a research demonstrator. Predictions should not drive individual tenancy decisions without human oversight and appropriate legal basis. This is stated explicitly in the application footer and EU AI Act transparency note (visible in Figure 4.12), aligned with Article 13 obligations for human oversight (European Parliament, 2024).</w:t>
+        <w:t>EPC data were used under OGL v3.0. No re-identification attempts were made. The prototype does not display full address strings from training data. The prototype must not be presented as a certified EPC replacement; it is a research demonstrator. Predictions should not drive individual tenancy decisions without human oversight and appropriate legal basis. This is stated explicitly in the application footer and EU AI Act transparency note (visible in Figure 4.14), aligned with Article 13 obligations for human oversight (European Parliament, 2024).</w:t>
       </w:r>
     </w:p>
     <w:p>
@@ -11658,7 +11657,7 @@
           <w:sz w:val="24"/>
           <w:szCs w:val="24"/>
         </w:rPr>
-        <w:t>The central empirical contribution is dual: federated neural models can track centralised neural performance on UK high-rise EPC data (R² 0.518 vs 0.528), and SHAP feature importance rankings remain highly stable across centralised and federated training regimes (Spearman ρ = 0.956). Together, these results demonstrate that privacy-preserving training and explainable outputs can coexist with competitive predictive performance on UK high-rise EPC analytics, provided researchers remain honest about data limitations and leakage risks.</w:t>
+        <w:t>The central empirical contribution is dual: federated neural models can track centralised neural performance on UK high-rise EPC data (R² 0.518 vs 0.528), and SHAP feature importance rankings remain highly stable between centralised Gradient Boosting and federated MLP training (Spearman ρ = 0.956). Together, these results demonstrate that privacy-preserving training and explainable outputs can coexist with competitive predictive performance on UK high-rise EPC analytics, provided researchers remain honest about data limitations and leakage risks.</w:t>
       </w:r>
     </w:p>
     <w:p>
@@ -11722,19 +11721,18 @@
           <w:sz w:val="24"/>
           <w:szCs w:val="24"/>
         </w:rPr>
-        <w:t xml:space="preserve">RQ2: </w:t>
-      </w:r>
-      <w:r>
-        <w:rPr>
-          <w:rFonts w:ascii="Times New Roman" w:cs="Times New Roman" w:eastAsia="Times New Roman" w:hAnsi="Times New Roman"/>
-          <w:b w:val="false"/>
-          <w:bCs w:val="false"/>
-          <w:caps w:val="false"/>
-          <w:color w:val="000000"/>
-          <w:sz w:val="24"/>
-          <w:szCs w:val="24"/>
-        </w:rPr>
-        <w:t xml:space="preserve">Global SHAP rankings were highly stable across centralised and federated models (Spearman ρ = 0.956, p &lt; 10⁻⁴⁰).</w:t>
+        <w:t>RQ2: Global SHAP rankings were highly stable between centralised Gradient Boosting and the federated MLP (Spearman ρ = 0.956, p &lt; 10⁻⁴⁰).</w:t>
+      </w:r>
+      <w:r>
+        <w:rPr>
+          <w:rFonts w:ascii="Times New Roman" w:cs="Times New Roman" w:eastAsia="Times New Roman" w:hAnsi="Times New Roman"/>
+          <w:b w:val="false"/>
+          <w:bCs w:val="false"/>
+          <w:caps w:val="false"/>
+          <w:color w:val="000000"/>
+          <w:sz w:val="24"/>
+          <w:szCs w:val="24"/>
+        </w:rPr>
       </w:r>
     </w:p>
     <w:p>
@@ -11892,19 +11890,18 @@
           <w:sz w:val="24"/>
           <w:szCs w:val="24"/>
         </w:rPr>
-        <w:t xml:space="preserve">• </w:t>
-      </w:r>
-      <w:r>
-        <w:rPr>
-          <w:rFonts w:ascii="Times New Roman" w:cs="Times New Roman" w:eastAsia="Times New Roman" w:hAnsi="Times New Roman"/>
-          <w:b w:val="false"/>
-          <w:bCs w:val="false"/>
-          <w:caps w:val="false"/>
-          <w:color w:val="000000"/>
-          <w:sz w:val="24"/>
-          <w:szCs w:val="24"/>
-        </w:rPr>
-        <w:t xml:space="preserve">Quantitative XAI stability evidence: Spearman ρ = 0.956 linking FL and explainability evaluation on the same test subsample.</w:t>
+        <w:t>• Quantitative XAI stability evidence: Spearman ρ = 0.956 between Gradient Boosting KernelSHAP and federated MLP attributions on the same test subsample.</w:t>
+      </w:r>
+      <w:r>
+        <w:rPr>
+          <w:rFonts w:ascii="Times New Roman" w:cs="Times New Roman" w:eastAsia="Times New Roman" w:hAnsi="Times New Roman"/>
+          <w:b w:val="false"/>
+          <w:bCs w:val="false"/>
+          <w:caps w:val="false"/>
+          <w:color w:val="000000"/>
+          <w:sz w:val="24"/>
+          <w:szCs w:val="24"/>
+        </w:rPr>
       </w:r>
     </w:p>
     <w:p>
@@ -13567,7 +13564,7 @@
           <w:i w:val="0"/>
           <w:sz w:val="22"/>
         </w:rPr>
-        <w:t>Figure 4.8 federated_convergence.png — FL learns across rounds.</w:t>
+        <w:t>Figure 4.8 federated_convergence.png — FedAvg vs FedProx over eight rounds; both converge by round 6.</w:t>
       </w:r>
     </w:p>
     <w:p>
@@ -13595,7 +13592,7 @@
           <w:i w:val="0"/>
           <w:sz w:val="22"/>
         </w:rPr>
-        <w:t>Figure 4.10 shap_comparison.png — central vs federated SHAP agreement.</w:t>
+        <w:t>Figure 4.10 federated_convergence_20rounds.png — independent 20-round FedAvg vs FedProx with central baselines.</w:t>
       </w:r>
     </w:p>
     <w:p>
@@ -13609,7 +13606,7 @@
           <w:i w:val="0"/>
           <w:sz w:val="22"/>
         </w:rPr>
-        <w:t>Figure 4.11 fig3_shap_summary_federated.png — federated SHAP summary.</w:t>
+        <w:t>Figure 4.11 shap_comparison.png — supplementary RF vs federated SHAP (not the H2 Gradient Boosting test).</w:t>
       </w:r>
     </w:p>
     <w:p>
@@ -13623,7 +13620,7 @@
           <w:i w:val="0"/>
           <w:sz w:val="22"/>
         </w:rPr>
-        <w:t>Figure 4.12 Streamlit prototype screenshot — interactive PP-XAI demo.</w:t>
+        <w:t>Figure 4.12 fig3_shap_summary_federated.png — federated SHAP summary.</w:t>
       </w:r>
     </w:p>
     <w:p>
@@ -13632,7 +13629,7 @@
           <w:rFonts w:ascii="Times New Roman" w:hAnsi="Times New Roman"/>
           <w:sz w:val="22"/>
         </w:rPr>
-        <w:t>Figure 4.13 federated_convergence_20rounds.png — FedAvg vs FedProx to 20 rounds with central baselines.</w:t>
+        <w:t>Figure 4.13 per_client_shap_comparison.png — H3 per-client SHAP / Jaccard consistency.</w:t>
       </w:r>
     </w:p>
     <w:p>
@@ -13641,448 +13638,9 @@
           <w:rFonts w:ascii="Times New Roman" w:hAnsi="Times New Roman"/>
           <w:sz w:val="22"/>
         </w:rPr>
-        <w:t>Figure 4.14 per_client_shap_comparison.png — H3 per-client SHAP / Jaccard consistency.</w:t>
-      </w:r>
-    </w:p>
-    <w:tbl>
-      <w:tblPr>
-        <w:tblW w:type="dxa" w:w="9360"/>
-        <w:tblBorders>
-          <w:top w:val="single" w:color="auto" w:sz="4"/>
-          <w:left w:val="single" w:color="auto" w:sz="4"/>
-          <w:bottom w:val="single" w:color="auto" w:sz="4"/>
-          <w:right w:val="single" w:color="auto" w:sz="4"/>
-          <w:insideH w:val="single" w:color="auto" w:sz="4"/>
-          <w:insideV w:val="single" w:color="auto" w:sz="4"/>
-        </w:tblBorders>
-      </w:tblPr>
-      <w:tblGrid>
-        <w:gridCol w:w="3500"/>
-        <w:gridCol w:w="5860"/>
-      </w:tblGrid>
-      <w:tr>
-        <w:tc>
-          <w:tcPr>
-            <w:tcW w:type="dxa" w:w="3500"/>
-            <w:tcBorders>
-              <w:top w:val="single" w:color="000000" w:sz="6"/>
-              <w:left w:val="single" w:color="000000" w:sz="6"/>
-              <w:bottom w:val="single" w:color="000000" w:sz="6"/>
-              <w:right w:val="single" w:color="000000" w:sz="6"/>
-            </w:tcBorders>
-            <w:shd w:fill="1F3864" w:val="clear"/>
-            <w:tcMar>
-              <w:top w:type="dxa" w:w="80"/>
-              <w:left w:type="dxa" w:w="120"/>
-              <w:bottom w:type="dxa" w:w="80"/>
-              <w:right w:type="dxa" w:w="120"/>
-            </w:tcMar>
-            <w:vAlign w:val="center"/>
-          </w:tcPr>
-          <w:p>
-            <w:pPr>
-              <w:spacing w:after="0" w:before="0"/>
-              <w:jc w:val="center"/>
-            </w:pPr>
-            <w:r>
-              <w:rPr>
-                <w:rFonts w:ascii="Times New Roman" w:cs="Times New Roman" w:eastAsia="Times New Roman" w:hAnsi="Times New Roman"/>
-                <w:b/>
-                <w:bCs/>
-                <w:sz w:val="20"/>
-                <w:szCs w:val="20"/>
-              </w:rPr>
-              <w:t xml:space="preserve">Figure File</w:t>
-            </w:r>
-          </w:p>
-        </w:tc>
-        <w:tc>
-          <w:tcPr>
-            <w:tcW w:type="dxa" w:w="5860"/>
-            <w:tcBorders>
-              <w:top w:val="single" w:color="000000" w:sz="6"/>
-              <w:left w:val="single" w:color="000000" w:sz="6"/>
-              <w:bottom w:val="single" w:color="000000" w:sz="6"/>
-              <w:right w:val="single" w:color="000000" w:sz="6"/>
-            </w:tcBorders>
-            <w:shd w:fill="1F3864" w:val="clear"/>
-            <w:tcMar>
-              <w:top w:type="dxa" w:w="80"/>
-              <w:left w:type="dxa" w:w="120"/>
-              <w:bottom w:type="dxa" w:w="80"/>
-              <w:right w:type="dxa" w:w="120"/>
-            </w:tcMar>
-            <w:vAlign w:val="center"/>
-          </w:tcPr>
-          <w:p>
-            <w:pPr>
-              <w:spacing w:after="0" w:before="0"/>
-              <w:jc w:val="center"/>
-            </w:pPr>
-            <w:r>
-              <w:rPr>
-                <w:rFonts w:ascii="Times New Roman" w:cs="Times New Roman" w:eastAsia="Times New Roman" w:hAnsi="Times New Roman"/>
-                <w:b/>
-                <w:bCs/>
-                <w:sz w:val="20"/>
-                <w:szCs w:val="20"/>
-              </w:rPr>
-              <w:t xml:space="preserve">Description for Viva</w:t>
-            </w:r>
-          </w:p>
-        </w:tc>
-      </w:tr>
-      <w:tr>
-        <w:tc>
-          <w:tcPr>
-            <w:tcW w:type="dxa" w:w="3500"/>
-            <w:tcBorders>
-              <w:top w:val="single" w:color="000000" w:sz="6"/>
-              <w:left w:val="single" w:color="000000" w:sz="6"/>
-              <w:bottom w:val="single" w:color="000000" w:sz="6"/>
-              <w:right w:val="single" w:color="000000" w:sz="6"/>
-            </w:tcBorders>
-            <w:tcMar>
-              <w:top w:type="dxa" w:w="80"/>
-              <w:left w:type="dxa" w:w="120"/>
-              <w:bottom w:type="dxa" w:w="80"/>
-              <w:right w:type="dxa" w:w="120"/>
-            </w:tcMar>
-            <w:vAlign w:val="center"/>
-          </w:tcPr>
-          <w:p>
-            <w:pPr>
-              <w:spacing w:after="0" w:before="0"/>
-              <w:jc w:val="left"/>
-            </w:pPr>
-            <w:r>
-              <w:rPr>
-                <w:rFonts w:ascii="Times New Roman" w:cs="Times New Roman" w:eastAsia="Times New Roman" w:hAnsi="Times New Roman"/>
-                <w:b w:val="false"/>
-                <w:bCs w:val="false"/>
-                <w:sz w:val="20"/>
-                <w:szCs w:val="20"/>
-              </w:rPr>
-              <w:t xml:space="preserve">eda_target_hist.png</w:t>
-            </w:r>
-          </w:p>
-        </w:tc>
-        <w:tc>
-          <w:tcPr>
-            <w:tcW w:type="dxa" w:w="5860"/>
-            <w:tcBorders>
-              <w:top w:val="single" w:color="000000" w:sz="6"/>
-              <w:left w:val="single" w:color="000000" w:sz="6"/>
-              <w:bottom w:val="single" w:color="000000" w:sz="6"/>
-              <w:right w:val="single" w:color="000000" w:sz="6"/>
-            </w:tcBorders>
-            <w:tcMar>
-              <w:top w:type="dxa" w:w="80"/>
-              <w:left w:type="dxa" w:w="120"/>
-              <w:bottom w:type="dxa" w:w="80"/>
-              <w:right w:type="dxa" w:w="120"/>
-            </w:tcMar>
-            <w:vAlign w:val="center"/>
-          </w:tcPr>
-          <w:p>
-            <w:pPr>
-              <w:spacing w:after="0" w:before="0"/>
-              <w:jc w:val="left"/>
-            </w:pPr>
-            <w:r>
-              <w:rPr>
-                <w:rFonts w:ascii="Times New Roman" w:cs="Times New Roman" w:eastAsia="Times New Roman" w:hAnsi="Times New Roman"/>
-                <w:b w:val="false"/>
-                <w:bCs w:val="false"/>
-                <w:sz w:val="20"/>
-                <w:szCs w:val="20"/>
-              </w:rPr>
-              <w:t xml:space="preserve">Target distribution is right-skewed; justifies 1st–99th percentile clipping</w:t>
-            </w:r>
-          </w:p>
-        </w:tc>
-      </w:tr>
-      <w:tr>
-        <w:tc>
-          <w:tcPr>
-            <w:tcW w:type="dxa" w:w="3500"/>
-            <w:tcBorders>
-              <w:top w:val="single" w:color="000000" w:sz="6"/>
-              <w:left w:val="single" w:color="000000" w:sz="6"/>
-              <w:bottom w:val="single" w:color="000000" w:sz="6"/>
-              <w:right w:val="single" w:color="000000" w:sz="6"/>
-            </w:tcBorders>
-            <w:tcMar>
-              <w:top w:type="dxa" w:w="80"/>
-              <w:left w:type="dxa" w:w="120"/>
-              <w:bottom w:type="dxa" w:w="80"/>
-              <w:right w:type="dxa" w:w="120"/>
-            </w:tcMar>
-            <w:vAlign w:val="center"/>
-          </w:tcPr>
-          <w:p>
-            <w:pPr>
-              <w:spacing w:after="0" w:before="0"/>
-              <w:jc w:val="left"/>
-            </w:pPr>
-            <w:r>
-              <w:rPr>
-                <w:rFonts w:ascii="Times New Roman" w:cs="Times New Roman" w:eastAsia="Times New Roman" w:hAnsi="Times New Roman"/>
-                <w:b w:val="false"/>
-                <w:bCs w:val="false"/>
-                <w:sz w:val="20"/>
-                <w:szCs w:val="20"/>
-              </w:rPr>
-              <w:t xml:space="preserve">eda_city_counts.png</w:t>
-            </w:r>
-          </w:p>
-        </w:tc>
-        <w:tc>
-          <w:tcPr>
-            <w:tcW w:type="dxa" w:w="5860"/>
-            <w:tcBorders>
-              <w:top w:val="single" w:color="000000" w:sz="6"/>
-              <w:left w:val="single" w:color="000000" w:sz="6"/>
-              <w:bottom w:val="single" w:color="000000" w:sz="6"/>
-              <w:right w:val="single" w:color="000000" w:sz="6"/>
-            </w:tcBorders>
-            <w:tcMar>
-              <w:top w:type="dxa" w:w="80"/>
-              <w:left w:type="dxa" w:w="120"/>
-              <w:bottom w:type="dxa" w:w="80"/>
-              <w:right w:type="dxa" w:w="120"/>
-            </w:tcMar>
-            <w:vAlign w:val="center"/>
-          </w:tcPr>
-          <w:p>
-            <w:pPr>
-              <w:spacing w:after="0" w:before="0"/>
-              <w:jc w:val="left"/>
-            </w:pPr>
-            <w:r>
-              <w:rPr>
-                <w:rFonts w:ascii="Times New Roman" w:cs="Times New Roman" w:eastAsia="Times New Roman" w:hAnsi="Times New Roman"/>
-                <w:b w:val="false"/>
-                <w:bCs w:val="false"/>
-                <w:sz w:val="20"/>
-                <w:szCs w:val="20"/>
-              </w:rPr>
-              <w:t xml:space="preserve">London dominates sample size — sample-size non-IID</w:t>
-            </w:r>
-          </w:p>
-        </w:tc>
-      </w:tr>
-      <w:tr>
-        <w:tc>
-          <w:tcPr>
-            <w:tcW w:type="dxa" w:w="3500"/>
-            <w:tcBorders>
-              <w:top w:val="single" w:color="000000" w:sz="6"/>
-              <w:left w:val="single" w:color="000000" w:sz="6"/>
-              <w:bottom w:val="single" w:color="000000" w:sz="6"/>
-              <w:right w:val="single" w:color="000000" w:sz="6"/>
-            </w:tcBorders>
-            <w:tcMar>
-              <w:top w:type="dxa" w:w="80"/>
-              <w:left w:type="dxa" w:w="120"/>
-              <w:bottom w:type="dxa" w:w="80"/>
-              <w:right w:type="dxa" w:w="120"/>
-            </w:tcMar>
-            <w:vAlign w:val="center"/>
-          </w:tcPr>
-          <w:p>
-            <w:pPr>
-              <w:spacing w:after="0" w:before="0"/>
-              <w:jc w:val="left"/>
-            </w:pPr>
-            <w:r>
-              <w:rPr>
-                <w:rFonts w:ascii="Times New Roman" w:cs="Times New Roman" w:eastAsia="Times New Roman" w:hAnsi="Times New Roman"/>
-                <w:b w:val="false"/>
-                <w:bCs w:val="false"/>
-                <w:sz w:val="20"/>
-                <w:szCs w:val="20"/>
-              </w:rPr>
-              <w:t xml:space="preserve">federated_convergence.png</w:t>
-            </w:r>
-          </w:p>
-        </w:tc>
-        <w:tc>
-          <w:tcPr>
-            <w:tcW w:type="dxa" w:w="5860"/>
-            <w:tcBorders>
-              <w:top w:val="single" w:color="000000" w:sz="6"/>
-              <w:left w:val="single" w:color="000000" w:sz="6"/>
-              <w:bottom w:val="single" w:color="000000" w:sz="6"/>
-              <w:right w:val="single" w:color="000000" w:sz="6"/>
-            </w:tcBorders>
-            <w:tcMar>
-              <w:top w:type="dxa" w:w="80"/>
-              <w:left w:type="dxa" w:w="120"/>
-              <w:bottom w:type="dxa" w:w="80"/>
-              <w:right w:type="dxa" w:w="120"/>
-            </w:tcMar>
-            <w:vAlign w:val="center"/>
-          </w:tcPr>
-          <w:p>
-            <w:pPr>
-              <w:spacing w:after="0" w:before="0"/>
-              <w:jc w:val="left"/>
-            </w:pPr>
-            <w:r>
-              <w:rPr>
-                <w:rFonts w:ascii="Times New Roman" w:cs="Times New Roman" w:eastAsia="Times New Roman" w:hAnsi="Times New Roman"/>
-                <w:b w:val="false"/>
-                <w:bCs w:val="false"/>
-                <w:sz w:val="20"/>
-                <w:szCs w:val="20"/>
-              </w:rPr>
-              <w:t xml:space="preserve">FL learns across rounds; convergence by round 5–6</w:t>
-            </w:r>
-          </w:p>
-        </w:tc>
-      </w:tr>
-      <w:tr>
-        <w:tc>
-          <w:tcPr>
-            <w:tcW w:type="dxa" w:w="3500"/>
-            <w:tcBorders>
-              <w:top w:val="single" w:color="000000" w:sz="6"/>
-              <w:left w:val="single" w:color="000000" w:sz="6"/>
-              <w:bottom w:val="single" w:color="000000" w:sz="6"/>
-              <w:right w:val="single" w:color="000000" w:sz="6"/>
-            </w:tcBorders>
-            <w:tcMar>
-              <w:top w:type="dxa" w:w="80"/>
-              <w:left w:type="dxa" w:w="120"/>
-              <w:bottom w:type="dxa" w:w="80"/>
-              <w:right w:type="dxa" w:w="120"/>
-            </w:tcMar>
-            <w:vAlign w:val="center"/>
-          </w:tcPr>
-          <w:p>
-            <w:pPr>
-              <w:spacing w:after="0" w:before="0"/>
-              <w:jc w:val="left"/>
-            </w:pPr>
-            <w:r>
-              <w:rPr>
-                <w:rFonts w:ascii="Times New Roman" w:cs="Times New Roman" w:eastAsia="Times New Roman" w:hAnsi="Times New Roman"/>
-                <w:b w:val="false"/>
-                <w:bCs w:val="false"/>
-                <w:sz w:val="20"/>
-                <w:szCs w:val="20"/>
-              </w:rPr>
-              <w:t xml:space="preserve">shap_comparison.png</w:t>
-            </w:r>
-          </w:p>
-        </w:tc>
-        <w:tc>
-          <w:tcPr>
-            <w:tcW w:type="dxa" w:w="5860"/>
-            <w:tcBorders>
-              <w:top w:val="single" w:color="000000" w:sz="6"/>
-              <w:left w:val="single" w:color="000000" w:sz="6"/>
-              <w:bottom w:val="single" w:color="000000" w:sz="6"/>
-              <w:right w:val="single" w:color="000000" w:sz="6"/>
-            </w:tcBorders>
-            <w:tcMar>
-              <w:top w:type="dxa" w:w="80"/>
-              <w:left w:type="dxa" w:w="120"/>
-              <w:bottom w:type="dxa" w:w="80"/>
-              <w:right w:type="dxa" w:w="120"/>
-            </w:tcMar>
-            <w:vAlign w:val="center"/>
-          </w:tcPr>
-          <w:p>
-            <w:pPr>
-              <w:spacing w:after="0" w:before="0"/>
-              <w:jc w:val="left"/>
-            </w:pPr>
-            <w:r>
-              <w:rPr>
-                <w:rFonts w:ascii="Times New Roman" w:cs="Times New Roman" w:eastAsia="Times New Roman" w:hAnsi="Times New Roman"/>
-                <w:b w:val="false"/>
-                <w:bCs w:val="false"/>
-                <w:sz w:val="20"/>
-                <w:szCs w:val="20"/>
-              </w:rPr>
-              <w:t xml:space="preserve">Centralised vs federated SHAP — high visual agreement (Figure 4.1)</w:t>
-            </w:r>
-          </w:p>
-        </w:tc>
-      </w:tr>
-      <w:tr>
-        <w:tc>
-          <w:tcPr>
-            <w:tcW w:type="dxa" w:w="3500"/>
-            <w:tcBorders>
-              <w:top w:val="single" w:color="000000" w:sz="6"/>
-              <w:left w:val="single" w:color="000000" w:sz="6"/>
-              <w:bottom w:val="single" w:color="000000" w:sz="6"/>
-              <w:right w:val="single" w:color="000000" w:sz="6"/>
-            </w:tcBorders>
-            <w:tcMar>
-              <w:top w:type="dxa" w:w="80"/>
-              <w:left w:type="dxa" w:w="120"/>
-              <w:bottom w:type="dxa" w:w="80"/>
-              <w:right w:type="dxa" w:w="120"/>
-            </w:tcMar>
-            <w:vAlign w:val="center"/>
-          </w:tcPr>
-          <w:p>
-            <w:pPr>
-              <w:spacing w:after="0" w:before="0"/>
-              <w:jc w:val="left"/>
-            </w:pPr>
-            <w:r>
-              <w:rPr>
-                <w:rFonts w:ascii="Times New Roman" w:cs="Times New Roman" w:eastAsia="Times New Roman" w:hAnsi="Times New Roman"/>
-                <w:b w:val="false"/>
-                <w:bCs w:val="false"/>
-                <w:sz w:val="20"/>
-                <w:szCs w:val="20"/>
-              </w:rPr>
-              <w:t xml:space="preserve">pred_vs_actual_*.png</w:t>
-            </w:r>
-          </w:p>
-        </w:tc>
-        <w:tc>
-          <w:tcPr>
-            <w:tcW w:type="dxa" w:w="5860"/>
-            <w:tcBorders>
-              <w:top w:val="single" w:color="000000" w:sz="6"/>
-              <w:left w:val="single" w:color="000000" w:sz="6"/>
-              <w:bottom w:val="single" w:color="000000" w:sz="6"/>
-              <w:right w:val="single" w:color="000000" w:sz="6"/>
-            </w:tcBorders>
-            <w:tcMar>
-              <w:top w:type="dxa" w:w="80"/>
-              <w:left w:type="dxa" w:w="120"/>
-              <w:bottom w:type="dxa" w:w="80"/>
-              <w:right w:type="dxa" w:w="120"/>
-            </w:tcMar>
-            <w:vAlign w:val="center"/>
-          </w:tcPr>
-          <w:p>
-            <w:pPr>
-              <w:spacing w:after="0" w:before="0"/>
-              <w:jc w:val="left"/>
-            </w:pPr>
-            <w:r>
-              <w:rPr>
-                <w:rFonts w:ascii="Times New Roman" w:cs="Times New Roman" w:eastAsia="Times New Roman" w:hAnsi="Times New Roman"/>
-                <w:b w:val="false"/>
-                <w:bCs w:val="false"/>
-                <w:sz w:val="20"/>
-                <w:szCs w:val="20"/>
-              </w:rPr>
-              <w:t xml:space="preserve">Errors grow with magnitude; heteroscedastic energy data</w:t>
-            </w:r>
-          </w:p>
-        </w:tc>
-      </w:tr>
-    </w:tbl>
+        <w:t>Figure 4.14 Streamlit prototype screenshot — interactive PP-XAI demo.</w:t>
+      </w:r>
+    </w:p>
     <w:p>
       <w:r>
         <w:br w:type="page"/>
